--- a/Relaciones totales libro-patrimonio/Menciones totales.docx
+++ b/Relaciones totales libro-patrimonio/Menciones totales.docx
@@ -74,7 +74,10 @@
                 <w:b/>
                 <w:bCs/>
               </w:rPr>
-              <w:t xml:space="preserve"> menciones en 15 relatos</w:t>
+              <w:t xml:space="preserve"> </w:t>
+            </w:r>
+            <w:r>
+              <w:t>menciones en 15 relatos</w:t>
             </w:r>
           </w:p>
         </w:tc>
@@ -209,6 +212,9 @@
             <w:pPr>
               <w:jc w:val="both"/>
             </w:pPr>
+            <w:r>
+              <w:t xml:space="preserve">Consumo: </w:t>
+            </w:r>
             <w:r>
               <w:t>Comida y bebida</w:t>
             </w:r>
@@ -296,7 +302,10 @@
                 <w:b/>
                 <w:bCs/>
               </w:rPr>
-              <w:t xml:space="preserve"> (total) menciones en 15 relatos</w:t>
+              <w:t xml:space="preserve"> (total) </w:t>
+            </w:r>
+            <w:r>
+              <w:t>menciones en 15 relatos</w:t>
             </w:r>
           </w:p>
         </w:tc>
@@ -359,15 +368,6 @@
               <w:jc w:val="both"/>
             </w:pPr>
             <w:r>
-              <w:t xml:space="preserve"> </w:t>
-            </w:r>
-            <w:r>
-              <w:t xml:space="preserve"> </w:t>
-            </w:r>
-            <w:r>
-              <w:t xml:space="preserve"> </w:t>
-            </w:r>
-            <w:r>
               <w:t xml:space="preserve">1670 </w:t>
             </w:r>
             <w:r>
@@ -401,10 +401,7 @@
               <w:jc w:val="both"/>
             </w:pPr>
             <w:r>
-              <w:t>487</w:t>
-            </w:r>
-            <w:r>
-              <w:t xml:space="preserve"> </w:t>
+              <w:t xml:space="preserve">487 </w:t>
             </w:r>
             <w:r>
               <w:t>menciones en 15 relatos</w:t>
@@ -486,7 +483,24 @@
                 <w:b/>
                 <w:bCs/>
               </w:rPr>
-              <w:t xml:space="preserve"> (total) menciones en 15 relatos</w:t>
+              <w:t>5</w:t>
+            </w:r>
+            <w:r>
+              <w:rPr>
+                <w:b/>
+                <w:bCs/>
+              </w:rPr>
+              <w:t>534</w:t>
+            </w:r>
+            <w:r>
+              <w:rPr>
+                <w:b/>
+                <w:bCs/>
+              </w:rPr>
+              <w:t xml:space="preserve"> (total) </w:t>
+            </w:r>
+            <w:r>
+              <w:t>menciones en 15 relatos</w:t>
             </w:r>
           </w:p>
         </w:tc>
@@ -498,9 +512,9 @@
             <w:shd w:val="clear" w:color="auto" w:fill="FFF2CC" w:themeFill="accent4" w:themeFillTint="33"/>
           </w:tcPr>
           <w:p>
-            <w:pPr>
-              <w:jc w:val="both"/>
-            </w:pPr>
+            <w:r>
+              <w:t>Gentilicios y grupos sociales: únicamente variantes del término hombre y mujer</w:t>
+            </w:r>
           </w:p>
         </w:tc>
         <w:tc>
@@ -509,11 +523,8 @@
             <w:shd w:val="clear" w:color="auto" w:fill="E2EFD9" w:themeFill="accent6" w:themeFillTint="33"/>
           </w:tcPr>
           <w:p>
-            <w:pPr>
-              <w:jc w:val="both"/>
-            </w:pPr>
-            <w:r>
-              <w:t xml:space="preserve"> menciones en 15 relatos</w:t>
+            <w:r>
+              <w:t>1942 menciones en 15 relatos</w:t>
             </w:r>
           </w:p>
         </w:tc>
@@ -525,9 +536,9 @@
             <w:shd w:val="clear" w:color="auto" w:fill="FFF2CC" w:themeFill="accent4" w:themeFillTint="33"/>
           </w:tcPr>
           <w:p>
-            <w:pPr>
-              <w:jc w:val="both"/>
-            </w:pPr>
+            <w:r>
+              <w:t>Gentilicios y grupos sociales</w:t>
+            </w:r>
           </w:p>
         </w:tc>
         <w:tc>
@@ -536,11 +547,11 @@
             <w:shd w:val="clear" w:color="auto" w:fill="E2EFD9" w:themeFill="accent6" w:themeFillTint="33"/>
           </w:tcPr>
           <w:p>
-            <w:pPr>
-              <w:jc w:val="both"/>
-            </w:pPr>
-            <w:r>
-              <w:t xml:space="preserve"> menciones en 15 relatos</w:t>
+            <w:r>
+              <w:t xml:space="preserve">1303 </w:t>
+            </w:r>
+            <w:r>
+              <w:t>menciones en 15 relatos</w:t>
             </w:r>
           </w:p>
         </w:tc>
@@ -552,9 +563,9 @@
             <w:shd w:val="clear" w:color="auto" w:fill="FFF2CC" w:themeFill="accent4" w:themeFillTint="33"/>
           </w:tcPr>
           <w:p>
-            <w:pPr>
-              <w:jc w:val="both"/>
-            </w:pPr>
+            <w:r>
+              <w:t>Personalidad y general</w:t>
+            </w:r>
           </w:p>
         </w:tc>
         <w:tc>
@@ -563,11 +574,14 @@
             <w:shd w:val="clear" w:color="auto" w:fill="E2EFD9" w:themeFill="accent6" w:themeFillTint="33"/>
           </w:tcPr>
           <w:p>
-            <w:pPr>
-              <w:jc w:val="both"/>
-            </w:pPr>
-            <w:r>
-              <w:t>menciones en 15 relatos</w:t>
+            <w:r>
+              <w:t>12</w:t>
+            </w:r>
+            <w:r>
+              <w:t>75</w:t>
+            </w:r>
+            <w:r>
+              <w:t xml:space="preserve"> menciones en 15 relatos</w:t>
             </w:r>
           </w:p>
         </w:tc>
@@ -579,9 +593,9 @@
             <w:shd w:val="clear" w:color="auto" w:fill="FFF2CC" w:themeFill="accent4" w:themeFillTint="33"/>
           </w:tcPr>
           <w:p>
-            <w:pPr>
-              <w:jc w:val="both"/>
-            </w:pPr>
+            <w:r>
+              <w:t>Actividades y fiestas</w:t>
+            </w:r>
           </w:p>
         </w:tc>
         <w:tc>
@@ -590,43 +604,17 @@
             <w:shd w:val="clear" w:color="auto" w:fill="E2EFD9" w:themeFill="accent6" w:themeFillTint="33"/>
           </w:tcPr>
           <w:p>
-            <w:pPr>
-              <w:jc w:val="both"/>
-            </w:pPr>
-            <w:r>
-              <w:t xml:space="preserve"> menciones en 15 relatos</w:t>
-            </w:r>
-          </w:p>
-        </w:tc>
-      </w:tr>
-      <w:tr>
-        <w:tc>
-          <w:tcPr>
-            <w:tcW w:w="4531" w:type="dxa"/>
-            <w:shd w:val="clear" w:color="auto" w:fill="FFF2CC" w:themeFill="accent4" w:themeFillTint="33"/>
-          </w:tcPr>
-          <w:p>
-            <w:pPr>
-              <w:jc w:val="both"/>
-            </w:pPr>
-          </w:p>
-        </w:tc>
-        <w:tc>
-          <w:tcPr>
-            <w:tcW w:w="3963" w:type="dxa"/>
-            <w:shd w:val="clear" w:color="auto" w:fill="E2EFD9" w:themeFill="accent6" w:themeFillTint="33"/>
-          </w:tcPr>
-          <w:p>
-            <w:pPr>
-              <w:jc w:val="both"/>
-            </w:pPr>
-            <w:r>
-              <w:t xml:space="preserve"> menciones en 15 relatos</w:t>
+            <w:r>
+              <w:t xml:space="preserve">1014 </w:t>
+            </w:r>
+            <w:r>
+              <w:t>menciones en 15 relatos</w:t>
             </w:r>
           </w:p>
         </w:tc>
       </w:tr>
     </w:tbl>
+    <w:p/>
     <w:p/>
     <w:sectPr>
       <w:pgSz w:w="11906" w:h="16838"/>
@@ -636,6 +624,56 @@
     </w:sectPr>
   </w:body>
 </w:document>
+</file>
+
+<file path=word/endnotes.xml><?xml version="1.0" encoding="utf-8"?>
+<w:endnotes xmlns:wpc="http://schemas.microsoft.com/office/word/2010/wordprocessingCanvas" xmlns:cx="http://schemas.microsoft.com/office/drawing/2014/chartex" xmlns:cx1="http://schemas.microsoft.com/office/drawing/2015/9/8/chartex" xmlns:cx2="http://schemas.microsoft.com/office/drawing/2015/10/21/chartex" xmlns:cx3="http://schemas.microsoft.com/office/drawing/2016/5/9/chartex" xmlns:cx4="http://schemas.microsoft.com/office/drawing/2016/5/10/chartex" xmlns:cx5="http://schemas.microsoft.com/office/drawing/2016/5/11/chartex" xmlns:cx6="http://schemas.microsoft.com/office/drawing/2016/5/12/chartex" xmlns:cx7="http://schemas.microsoft.com/office/drawing/2016/5/13/chartex" xmlns:cx8="http://schemas.microsoft.com/office/drawing/2016/5/14/chartex" xmlns:mc="http://schemas.openxmlformats.org/markup-compatibility/2006" xmlns:aink="http://schemas.microsoft.com/office/drawing/2016/ink" xmlns:am3d="http://schemas.microsoft.com/office/drawing/2017/model3d" xmlns:o="urn:schemas-microsoft-com:office:office" xmlns:oel="http://schemas.microsoft.com/office/2019/extlst" xmlns:r="http://schemas.openxmlformats.org/officeDocument/2006/relationships" xmlns:m="http://schemas.openxmlformats.org/officeDocument/2006/math" xmlns:v="urn:schemas-microsoft-com:vml" xmlns:wp14="http://schemas.microsoft.com/office/word/2010/wordprocessingDrawing" xmlns:wp="http://schemas.openxmlformats.org/drawingml/2006/wordprocessingDrawing" xmlns:w10="urn:schemas-microsoft-com:office:word" xmlns:w="http://schemas.openxmlformats.org/wordprocessingml/2006/main" xmlns:w14="http://schemas.microsoft.com/office/word/2010/wordml" xmlns:w15="http://schemas.microsoft.com/office/word/2012/wordml" xmlns:w16cex="http://schemas.microsoft.com/office/word/2018/wordml/cex" xmlns:w16cid="http://schemas.microsoft.com/office/word/2016/wordml/cid" xmlns:w16="http://schemas.microsoft.com/office/word/2018/wordml" xmlns:w16du="http://schemas.microsoft.com/office/word/2023/wordml/word16du" xmlns:w16sdtdh="http://schemas.microsoft.com/office/word/2020/wordml/sdtdatahash" xmlns:w16sdtfl="http://schemas.microsoft.com/office/word/2024/wordml/sdtformatlock" xmlns:w16se="http://schemas.microsoft.com/office/word/2015/wordml/symex" xmlns:wpg="http://schemas.microsoft.com/office/word/2010/wordprocessingGroup" xmlns:wpi="http://schemas.microsoft.com/office/word/2010/wordprocessingInk" xmlns:wne="http://schemas.microsoft.com/office/word/2006/wordml" xmlns:wps="http://schemas.microsoft.com/office/word/2010/wordprocessingShape" mc:Ignorable="w14 w15 w16se w16cid w16 w16cex w16sdtdh w16sdtfl w16du wp14">
+  <w:endnote w:type="separator" w:id="-1">
+    <w:p>
+      <w:pPr>
+        <w:spacing w:after="0" w:line="240" w:lineRule="auto"/>
+      </w:pPr>
+      <w:r>
+        <w:separator/>
+      </w:r>
+    </w:p>
+  </w:endnote>
+  <w:endnote w:type="continuationSeparator" w:id="0">
+    <w:p>
+      <w:pPr>
+        <w:spacing w:after="0" w:line="240" w:lineRule="auto"/>
+      </w:pPr>
+      <w:r>
+        <w:continuationSeparator/>
+      </w:r>
+    </w:p>
+  </w:endnote>
+</w:endnotes>
+</file>
+
+<file path=word/footnotes.xml><?xml version="1.0" encoding="utf-8"?>
+<w:footnotes xmlns:wpc="http://schemas.microsoft.com/office/word/2010/wordprocessingCanvas" xmlns:cx="http://schemas.microsoft.com/office/drawing/2014/chartex" xmlns:cx1="http://schemas.microsoft.com/office/drawing/2015/9/8/chartex" xmlns:cx2="http://schemas.microsoft.com/office/drawing/2015/10/21/chartex" xmlns:cx3="http://schemas.microsoft.com/office/drawing/2016/5/9/chartex" xmlns:cx4="http://schemas.microsoft.com/office/drawing/2016/5/10/chartex" xmlns:cx5="http://schemas.microsoft.com/office/drawing/2016/5/11/chartex" xmlns:cx6="http://schemas.microsoft.com/office/drawing/2016/5/12/chartex" xmlns:cx7="http://schemas.microsoft.com/office/drawing/2016/5/13/chartex" xmlns:cx8="http://schemas.microsoft.com/office/drawing/2016/5/14/chartex" xmlns:mc="http://schemas.openxmlformats.org/markup-compatibility/2006" xmlns:aink="http://schemas.microsoft.com/office/drawing/2016/ink" xmlns:am3d="http://schemas.microsoft.com/office/drawing/2017/model3d" xmlns:o="urn:schemas-microsoft-com:office:office" xmlns:oel="http://schemas.microsoft.com/office/2019/extlst" xmlns:r="http://schemas.openxmlformats.org/officeDocument/2006/relationships" xmlns:m="http://schemas.openxmlformats.org/officeDocument/2006/math" xmlns:v="urn:schemas-microsoft-com:vml" xmlns:wp14="http://schemas.microsoft.com/office/word/2010/wordprocessingDrawing" xmlns:wp="http://schemas.openxmlformats.org/drawingml/2006/wordprocessingDrawing" xmlns:w10="urn:schemas-microsoft-com:office:word" xmlns:w="http://schemas.openxmlformats.org/wordprocessingml/2006/main" xmlns:w14="http://schemas.microsoft.com/office/word/2010/wordml" xmlns:w15="http://schemas.microsoft.com/office/word/2012/wordml" xmlns:w16cex="http://schemas.microsoft.com/office/word/2018/wordml/cex" xmlns:w16cid="http://schemas.microsoft.com/office/word/2016/wordml/cid" xmlns:w16="http://schemas.microsoft.com/office/word/2018/wordml" xmlns:w16du="http://schemas.microsoft.com/office/word/2023/wordml/word16du" xmlns:w16sdtdh="http://schemas.microsoft.com/office/word/2020/wordml/sdtdatahash" xmlns:w16sdtfl="http://schemas.microsoft.com/office/word/2024/wordml/sdtformatlock" xmlns:w16se="http://schemas.microsoft.com/office/word/2015/wordml/symex" xmlns:wpg="http://schemas.microsoft.com/office/word/2010/wordprocessingGroup" xmlns:wpi="http://schemas.microsoft.com/office/word/2010/wordprocessingInk" xmlns:wne="http://schemas.microsoft.com/office/word/2006/wordml" xmlns:wps="http://schemas.microsoft.com/office/word/2010/wordprocessingShape" mc:Ignorable="w14 w15 w16se w16cid w16 w16cex w16sdtdh w16sdtfl w16du wp14">
+  <w:footnote w:type="separator" w:id="-1">
+    <w:p>
+      <w:pPr>
+        <w:spacing w:after="0" w:line="240" w:lineRule="auto"/>
+      </w:pPr>
+      <w:r>
+        <w:separator/>
+      </w:r>
+    </w:p>
+  </w:footnote>
+  <w:footnote w:type="continuationSeparator" w:id="0">
+    <w:p>
+      <w:pPr>
+        <w:spacing w:after="0" w:line="240" w:lineRule="auto"/>
+      </w:pPr>
+      <w:r>
+        <w:continuationSeparator/>
+      </w:r>
+    </w:p>
+  </w:footnote>
+</w:footnotes>
 </file>
 
 <file path=word/styles.xml><?xml version="1.0" encoding="utf-8"?>
@@ -1574,6 +1612,50 @@
       </w:tblBorders>
     </w:tblPr>
   </w:style>
+  <w:style w:type="paragraph" w:styleId="Encabezado">
+    <w:name w:val="header"/>
+    <w:basedOn w:val="Normal"/>
+    <w:link w:val="EncabezadoCar"/>
+    <w:uiPriority w:val="99"/>
+    <w:unhideWhenUsed/>
+    <w:rsid w:val="00D0130B"/>
+    <w:pPr>
+      <w:tabs>
+        <w:tab w:val="center" w:pos="4252"/>
+        <w:tab w:val="right" w:pos="8504"/>
+      </w:tabs>
+      <w:spacing w:after="0" w:line="240" w:lineRule="auto"/>
+    </w:pPr>
+  </w:style>
+  <w:style w:type="character" w:customStyle="1" w:styleId="EncabezadoCar">
+    <w:name w:val="Encabezado Car"/>
+    <w:basedOn w:val="Fuentedeprrafopredeter"/>
+    <w:link w:val="Encabezado"/>
+    <w:uiPriority w:val="99"/>
+    <w:rsid w:val="00D0130B"/>
+  </w:style>
+  <w:style w:type="paragraph" w:styleId="Piedepgina">
+    <w:name w:val="footer"/>
+    <w:basedOn w:val="Normal"/>
+    <w:link w:val="PiedepginaCar"/>
+    <w:uiPriority w:val="99"/>
+    <w:unhideWhenUsed/>
+    <w:rsid w:val="00D0130B"/>
+    <w:pPr>
+      <w:tabs>
+        <w:tab w:val="center" w:pos="4252"/>
+        <w:tab w:val="right" w:pos="8504"/>
+      </w:tabs>
+      <w:spacing w:after="0" w:line="240" w:lineRule="auto"/>
+    </w:pPr>
+  </w:style>
+  <w:style w:type="character" w:customStyle="1" w:styleId="PiedepginaCar">
+    <w:name w:val="Pie de página Car"/>
+    <w:basedOn w:val="Fuentedeprrafopredeter"/>
+    <w:link w:val="Piedepgina"/>
+    <w:uiPriority w:val="99"/>
+    <w:rsid w:val="00D0130B"/>
+  </w:style>
 </w:styles>
 </file>
 

--- a/Relaciones totales libro-patrimonio/Menciones totales.docx
+++ b/Relaciones totales libro-patrimonio/Menciones totales.docx
@@ -490,7 +490,7 @@
                 <w:b/>
                 <w:bCs/>
               </w:rPr>
-              <w:t>534</w:t>
+              <w:t>701</w:t>
             </w:r>
             <w:r>
               <w:rPr>
@@ -524,7 +524,10 @@
           </w:tcPr>
           <w:p>
             <w:r>
-              <w:t>1942 menciones en 15 relatos</w:t>
+              <w:t>3245</w:t>
+            </w:r>
+            <w:r>
+              <w:t xml:space="preserve"> menciones en 15 relatos</w:t>
             </w:r>
           </w:p>
         </w:tc>
@@ -537,7 +540,7 @@
           </w:tcPr>
           <w:p>
             <w:r>
-              <w:t>Gentilicios y grupos sociales</w:t>
+              <w:t>Personalidad y general</w:t>
             </w:r>
           </w:p>
         </w:tc>
@@ -548,10 +551,13 @@
           </w:tcPr>
           <w:p>
             <w:r>
-              <w:t xml:space="preserve">1303 </w:t>
-            </w:r>
-            <w:r>
-              <w:t>menciones en 15 relatos</w:t>
+              <w:t>12</w:t>
+            </w:r>
+            <w:r>
+              <w:t>75</w:t>
+            </w:r>
+            <w:r>
+              <w:t xml:space="preserve"> menciones en 15 relatos</w:t>
             </w:r>
           </w:p>
         </w:tc>
@@ -564,7 +570,7 @@
           </w:tcPr>
           <w:p>
             <w:r>
-              <w:t>Personalidad y general</w:t>
+              <w:t>Actividades y fiestas</w:t>
             </w:r>
           </w:p>
         </w:tc>
@@ -575,13 +581,10 @@
           </w:tcPr>
           <w:p>
             <w:r>
-              <w:t>12</w:t>
-            </w:r>
-            <w:r>
-              <w:t>75</w:t>
-            </w:r>
-            <w:r>
-              <w:t xml:space="preserve"> menciones en 15 relatos</w:t>
+              <w:t xml:space="preserve">1014 </w:t>
+            </w:r>
+            <w:r>
+              <w:t>menciones en 15 relatos</w:t>
             </w:r>
           </w:p>
         </w:tc>
@@ -594,7 +597,7 @@
           </w:tcPr>
           <w:p>
             <w:r>
-              <w:t>Actividades y fiestas</w:t>
+              <w:t>oficios</w:t>
             </w:r>
           </w:p>
         </w:tc>
@@ -605,17 +608,23 @@
           </w:tcPr>
           <w:p>
             <w:r>
-              <w:t xml:space="preserve">1014 </w:t>
-            </w:r>
-            <w:r>
-              <w:t>menciones en 15 relatos</w:t>
+              <w:t>167 menciones en 15 relatos</w:t>
             </w:r>
           </w:p>
         </w:tc>
       </w:tr>
     </w:tbl>
     <w:p/>
-    <w:p/>
+    <w:p>
+      <w:pPr>
+        <w:tabs>
+          <w:tab w:val="left" w:pos="5640"/>
+        </w:tabs>
+      </w:pPr>
+      <w:r>
+        <w:tab/>
+      </w:r>
+    </w:p>
     <w:sectPr>
       <w:pgSz w:w="11906" w:h="16838"/>
       <w:pgMar w:top="1417" w:right="1701" w:bottom="1417" w:left="1701" w:header="708" w:footer="708" w:gutter="0"/>
